--- a/文案/第一版/一些设定，在人物中也有一部分.docx
+++ b/文案/第一版/一些设定，在人物中也有一部分.docx
@@ -86,245 +86,264 @@
         </w:rPr>
         <w:t>然而最传统的还是道士修炼体系，他们修炼法力，锤炼身体，初期法力蕴于身体各处，在攻开七脉三轮以后，便可以将法力存于其中。</w:t>
       </w:r>
+    </w:p>
+    <w:p>
+      <w:pPr>
+        <w:rPr>
+          <w:rFonts w:hint="eastAsia"/>
+          <w:b w:val="0"/>
+          <w:bCs w:val="0"/>
+          <w:lang w:val="en-US" w:eastAsia="zh-CN"/>
+        </w:rPr>
+      </w:pPr>
+      <w:r>
+        <w:rPr>
+          <w:rFonts w:hint="eastAsia"/>
+          <w:b/>
+          <w:bCs/>
+          <w:lang w:val="en-US" w:eastAsia="zh-CN"/>
+        </w:rPr>
+        <w:t>七脉三轮设定；</w:t>
+      </w:r>
+      <w:r>
+        <w:rPr>
+          <w:rFonts w:hint="eastAsia"/>
+          <w:b w:val="0"/>
+          <w:bCs w:val="0"/>
+          <w:lang w:val="en-US" w:eastAsia="zh-CN"/>
+        </w:rPr>
+        <w:t>七脉三轮，也被称为三脉七轮，源于古印度瑜伽知识，后被藏传佛教吸收，是印度哲学用于描述人体内部能量运作的概念。其设定如下：</w:t>
+      </w:r>
+    </w:p>
+    <w:p>
+      <w:pPr>
+        <w:rPr>
+          <w:rFonts w:hint="eastAsia"/>
+          <w:b w:val="0"/>
+          <w:bCs w:val="0"/>
+          <w:lang w:val="en-US" w:eastAsia="zh-CN"/>
+        </w:rPr>
+      </w:pPr>
+      <w:r>
+        <w:rPr>
+          <w:rFonts w:hint="eastAsia"/>
+          <w:b w:val="0"/>
+          <w:bCs w:val="0"/>
+          <w:lang w:val="en-US" w:eastAsia="zh-CN"/>
+        </w:rPr>
+        <w:t xml:space="preserve"> </w:t>
+      </w:r>
+    </w:p>
+    <w:p>
+      <w:pPr>
+        <w:rPr>
+          <w:rFonts w:hint="eastAsia"/>
+          <w:b w:val="0"/>
+          <w:bCs w:val="0"/>
+          <w:lang w:val="en-US" w:eastAsia="zh-CN"/>
+        </w:rPr>
+      </w:pPr>
+      <w:r>
+        <w:rPr>
+          <w:rFonts w:hint="eastAsia"/>
+          <w:b w:val="0"/>
+          <w:bCs w:val="0"/>
+          <w:lang w:val="en-US" w:eastAsia="zh-CN"/>
+        </w:rPr>
+        <w:t>- 三脉：指人体中三条能量通道，分别是左脉、中脉和右脉。左脉又称阴脉或月亮脉，对应过去、昏沉、感性和超我，掌管记忆、情感；中脉位于脊柱中部，是人类与宇宙灵力合一的通道，是喜乐之源；右脉又称阳脉或太阳脉 ，对应将来、理性逻辑、宰制和自我，掌管思维、行动与计划。三脉同出于海底轮，中脉向上直行，左右二脉从左右逆向环绕脊椎向上，最后交汇于顶轮。</w:t>
+      </w:r>
+    </w:p>
+    <w:p>
+      <w:pPr>
+        <w:rPr>
+          <w:rFonts w:hint="eastAsia"/>
+          <w:b w:val="0"/>
+          <w:bCs w:val="0"/>
+          <w:lang w:val="en-US" w:eastAsia="zh-CN"/>
+        </w:rPr>
+      </w:pPr>
+      <w:r>
+        <w:rPr>
+          <w:rFonts w:hint="eastAsia"/>
+          <w:b w:val="0"/>
+          <w:bCs w:val="0"/>
+          <w:lang w:val="en-US" w:eastAsia="zh-CN"/>
+        </w:rPr>
+        <w:t>- 七轮：指人体经脉系统中七个主要的能量汇集点，由下而上分别为：</w:t>
+      </w:r>
+    </w:p>
+    <w:p>
+      <w:pPr>
+        <w:rPr>
+          <w:rFonts w:hint="eastAsia"/>
+          <w:b w:val="0"/>
+          <w:bCs w:val="0"/>
+          <w:lang w:val="en-US" w:eastAsia="zh-CN"/>
+        </w:rPr>
+      </w:pPr>
+      <w:r>
+        <w:rPr>
+          <w:rFonts w:hint="eastAsia"/>
+          <w:b w:val="0"/>
+          <w:bCs w:val="0"/>
+          <w:lang w:val="en-US" w:eastAsia="zh-CN"/>
+        </w:rPr>
+        <w:t xml:space="preserve"> </w:t>
+      </w:r>
+    </w:p>
+    <w:p>
+      <w:pPr>
+        <w:rPr>
+          <w:rFonts w:hint="eastAsia"/>
+          <w:b w:val="0"/>
+          <w:bCs w:val="0"/>
+          <w:lang w:val="en-US" w:eastAsia="zh-CN"/>
+        </w:rPr>
+      </w:pPr>
+      <w:r>
+        <w:rPr>
+          <w:rFonts w:hint="eastAsia"/>
+          <w:b w:val="0"/>
+          <w:bCs w:val="0"/>
+          <w:lang w:val="en-US" w:eastAsia="zh-CN"/>
+        </w:rPr>
+        <w:t>1. 海底轮：位于脊椎骨尾端，代表生命力和活力，是生存欲望的脉轮，对应红色与土元素，关联着人的生存能量、身体意识和遗传。失衡时，身体上可能出现坐立不安、体重问题、便秘等；心理上可能表现为自私、缺乏安全感、过度追求感官满足。</w:t>
+      </w:r>
+    </w:p>
+    <w:p>
+      <w:pPr>
+        <w:rPr>
+          <w:rFonts w:hint="eastAsia"/>
+          <w:b w:val="0"/>
+          <w:bCs w:val="0"/>
+          <w:lang w:val="en-US" w:eastAsia="zh-CN"/>
+        </w:rPr>
+      </w:pPr>
+      <w:r>
+        <w:rPr>
+          <w:rFonts w:hint="eastAsia"/>
+          <w:b w:val="0"/>
+          <w:bCs w:val="0"/>
+          <w:lang w:val="en-US" w:eastAsia="zh-CN"/>
+        </w:rPr>
+        <w:t>2. 脐轮：又称生殖轮、本我轮，在腹部位置。呈现对亲密关系的渴望，与创造力、性欲、情感相关，对应橙色与水元素，掌管生殖力、下背部、髋部等部位。失衡时，下背部、泌尿生殖系统可能出现疾病，心理上可能有过度纵欲、社交恐惧等问题。</w:t>
+      </w:r>
+    </w:p>
+    <w:p>
+      <w:pPr>
+        <w:rPr>
+          <w:rFonts w:hint="eastAsia"/>
+          <w:b w:val="0"/>
+          <w:bCs w:val="0"/>
+          <w:lang w:val="en-US" w:eastAsia="zh-CN"/>
+        </w:rPr>
+      </w:pPr>
+      <w:r>
+        <w:rPr>
+          <w:rFonts w:hint="eastAsia"/>
+          <w:b w:val="0"/>
+          <w:bCs w:val="0"/>
+          <w:lang w:val="en-US" w:eastAsia="zh-CN"/>
+        </w:rPr>
+        <w:t>3. 太阳轮（脐轮往上3寸左右）：代表意志力及自我，提供灵魂意志力 ，是控制欲望的脉轮，对应黄色与火元素，掌管消化、新陈代谢、情绪等。失衡时，可能导致神经衰弱、消化系统问题，心理上表现为缺乏自信、胆小等。</w:t>
+      </w:r>
+    </w:p>
+    <w:p>
+      <w:pPr>
+        <w:rPr>
+          <w:rFonts w:hint="eastAsia"/>
+          <w:b w:val="0"/>
+          <w:bCs w:val="0"/>
+          <w:lang w:val="en-US" w:eastAsia="zh-CN"/>
+        </w:rPr>
+      </w:pPr>
+      <w:r>
+        <w:rPr>
+          <w:rFonts w:hint="eastAsia"/>
+          <w:b w:val="0"/>
+          <w:bCs w:val="0"/>
+          <w:lang w:val="en-US" w:eastAsia="zh-CN"/>
+        </w:rPr>
+        <w:t>4. 心轮：在胸部中心位置，涉及同情心、仁慈、包容和爱，是连接人性和神性、物质和精神的桥梁，对应绿色，掌管心、肺、胸腺等。失衡时，心脏、循环系统、呼吸系统可能出现疾病，心理上容易有挫折感，难以爱人或享受爱。</w:t>
+      </w:r>
+    </w:p>
+    <w:p>
+      <w:pPr>
+        <w:rPr>
+          <w:rFonts w:hint="eastAsia"/>
+          <w:b w:val="0"/>
+          <w:bCs w:val="0"/>
+          <w:lang w:val="en-US" w:eastAsia="zh-CN"/>
+        </w:rPr>
+      </w:pPr>
+      <w:r>
+        <w:rPr>
+          <w:rFonts w:hint="eastAsia"/>
+          <w:b w:val="0"/>
+          <w:bCs w:val="0"/>
+          <w:lang w:val="en-US" w:eastAsia="zh-CN"/>
+        </w:rPr>
+        <w:t>5. 喉轮：位于喉结附近，在梵文中意思是“纯洁”或“净化”，影响口才、表达能力、诚实度以及信息吸收能力，对应蓝色。失衡时，可能出现表达障碍、害怕发言等问题，或表现为说话过多、傲慢等。</w:t>
+      </w:r>
+    </w:p>
+    <w:p>
+      <w:pPr>
+        <w:rPr>
+          <w:rFonts w:hint="eastAsia"/>
+          <w:b w:val="0"/>
+          <w:bCs w:val="0"/>
+          <w:lang w:val="en-US" w:eastAsia="zh-CN"/>
+        </w:rPr>
+      </w:pPr>
+      <w:r>
+        <w:rPr>
+          <w:rFonts w:hint="eastAsia"/>
+          <w:b w:val="0"/>
+          <w:bCs w:val="0"/>
+          <w:lang w:val="en-US" w:eastAsia="zh-CN"/>
+        </w:rPr>
+        <w:t>6. 眉心轮：在眉心对上额中间，涉及视觉、创意、想象力、洞察力、直觉等，对应靛色，与松果体相关。失衡时，可能出现视力问题、脑部疾病，心理上表现为对成功恐惧、注意力不集中等。</w:t>
+      </w:r>
+    </w:p>
+    <w:p>
+      <w:pPr>
+        <w:rPr>
+          <w:rFonts w:hint="eastAsia"/>
+          <w:b w:val="0"/>
+          <w:bCs w:val="0"/>
+          <w:lang w:val="en-US" w:eastAsia="zh-CN"/>
+        </w:rPr>
+      </w:pPr>
+      <w:r>
+        <w:rPr>
+          <w:rFonts w:hint="eastAsia"/>
+          <w:b w:val="0"/>
+          <w:bCs w:val="0"/>
+          <w:lang w:val="en-US" w:eastAsia="zh-CN"/>
+        </w:rPr>
+        <w:t>7. 顶轮：位于头顶，在梵文中意思是“千倍”，象征千瓣莲花，代表精神的永恒性和无限性，连接高我和高维度，对应紫色。失衡时，可能出现脑部、神经系统疾病，心理上表现为优柔寡断、缺乏生活喜悦。</w:t>
+      </w:r>
+    </w:p>
+    <w:p>
+      <w:pPr>
+        <w:rPr>
+          <w:rFonts w:hint="default"/>
+          <w:b w:val="0"/>
+          <w:bCs w:val="0"/>
+          <w:lang w:val="en-US" w:eastAsia="zh-CN"/>
+        </w:rPr>
+      </w:pPr>
+      <w:r>
+        <w:rPr>
+          <w:rFonts w:hint="eastAsia"/>
+          <w:b/>
+          <w:bCs/>
+          <w:lang w:val="en-US" w:eastAsia="zh-CN"/>
+        </w:rPr>
+        <w:t>古代道教设定：</w:t>
+      </w:r>
       <w:bookmarkStart w:id="0" w:name="_GoBack"/>
       <w:bookmarkEnd w:id="0"/>
-    </w:p>
-    <w:p>
-      <w:pPr>
-        <w:rPr>
-          <w:rFonts w:hint="eastAsia"/>
-          <w:b w:val="0"/>
-          <w:bCs w:val="0"/>
-          <w:lang w:val="en-US" w:eastAsia="zh-CN"/>
-        </w:rPr>
-      </w:pPr>
-      <w:r>
-        <w:rPr>
-          <w:rFonts w:hint="eastAsia"/>
-          <w:b/>
-          <w:bCs/>
-          <w:lang w:val="en-US" w:eastAsia="zh-CN"/>
-        </w:rPr>
-        <w:t>七脉三轮设定；</w:t>
-      </w:r>
-      <w:r>
-        <w:rPr>
-          <w:rFonts w:hint="eastAsia"/>
-          <w:b w:val="0"/>
-          <w:bCs w:val="0"/>
-          <w:lang w:val="en-US" w:eastAsia="zh-CN"/>
-        </w:rPr>
-        <w:t>七脉三轮，也被称为三脉七轮，源于古印度瑜伽知识，后被藏传佛教吸收，是印度哲学用于描述人体内部能量运作的概念。其设定如下：</w:t>
-      </w:r>
-    </w:p>
-    <w:p>
-      <w:pPr>
-        <w:rPr>
-          <w:rFonts w:hint="eastAsia"/>
-          <w:b w:val="0"/>
-          <w:bCs w:val="0"/>
-          <w:lang w:val="en-US" w:eastAsia="zh-CN"/>
-        </w:rPr>
-      </w:pPr>
-      <w:r>
-        <w:rPr>
-          <w:rFonts w:hint="eastAsia"/>
-          <w:b w:val="0"/>
-          <w:bCs w:val="0"/>
-          <w:lang w:val="en-US" w:eastAsia="zh-CN"/>
-        </w:rPr>
-        <w:t xml:space="preserve"> </w:t>
-      </w:r>
-    </w:p>
-    <w:p>
-      <w:pPr>
-        <w:rPr>
-          <w:rFonts w:hint="eastAsia"/>
-          <w:b w:val="0"/>
-          <w:bCs w:val="0"/>
-          <w:lang w:val="en-US" w:eastAsia="zh-CN"/>
-        </w:rPr>
-      </w:pPr>
-      <w:r>
-        <w:rPr>
-          <w:rFonts w:hint="eastAsia"/>
-          <w:b w:val="0"/>
-          <w:bCs w:val="0"/>
-          <w:lang w:val="en-US" w:eastAsia="zh-CN"/>
-        </w:rPr>
-        <w:t>- 三脉：指人体中三条能量通道，分别是左脉、中脉和右脉。左脉又称阴脉或月亮脉，对应过去、昏沉、感性和超我，掌管记忆、情感；中脉位于脊柱中部，是人类与宇宙灵力合一的通道，是喜乐之源；右脉又称阳脉或太阳脉 ，对应将来、理性逻辑、宰制和自我，掌管思维、行动与计划。三脉同出于海底轮，中脉向上直行，左右二脉从左右逆向环绕脊椎向上，最后交汇于顶轮。</w:t>
-      </w:r>
-    </w:p>
-    <w:p>
-      <w:pPr>
-        <w:rPr>
-          <w:rFonts w:hint="eastAsia"/>
-          <w:b w:val="0"/>
-          <w:bCs w:val="0"/>
-          <w:lang w:val="en-US" w:eastAsia="zh-CN"/>
-        </w:rPr>
-      </w:pPr>
-      <w:r>
-        <w:rPr>
-          <w:rFonts w:hint="eastAsia"/>
-          <w:b w:val="0"/>
-          <w:bCs w:val="0"/>
-          <w:lang w:val="en-US" w:eastAsia="zh-CN"/>
-        </w:rPr>
-        <w:t>- 七轮：指人体经脉系统中七个主要的能量汇集点，由下而上分别为：</w:t>
-      </w:r>
-    </w:p>
-    <w:p>
-      <w:pPr>
-        <w:rPr>
-          <w:rFonts w:hint="eastAsia"/>
-          <w:b w:val="0"/>
-          <w:bCs w:val="0"/>
-          <w:lang w:val="en-US" w:eastAsia="zh-CN"/>
-        </w:rPr>
-      </w:pPr>
-      <w:r>
-        <w:rPr>
-          <w:rFonts w:hint="eastAsia"/>
-          <w:b w:val="0"/>
-          <w:bCs w:val="0"/>
-          <w:lang w:val="en-US" w:eastAsia="zh-CN"/>
-        </w:rPr>
-        <w:t xml:space="preserve"> </w:t>
-      </w:r>
-    </w:p>
-    <w:p>
-      <w:pPr>
-        <w:rPr>
-          <w:rFonts w:hint="eastAsia"/>
-          <w:b w:val="0"/>
-          <w:bCs w:val="0"/>
-          <w:lang w:val="en-US" w:eastAsia="zh-CN"/>
-        </w:rPr>
-      </w:pPr>
-      <w:r>
-        <w:rPr>
-          <w:rFonts w:hint="eastAsia"/>
-          <w:b w:val="0"/>
-          <w:bCs w:val="0"/>
-          <w:lang w:val="en-US" w:eastAsia="zh-CN"/>
-        </w:rPr>
-        <w:t>1. 海底轮：位于脊椎骨尾端，代表生命力和活力，是生存欲望的脉轮，对应红色与土元素，关联着人的生存能量、身体意识和遗传。失衡时，身体上可能出现坐立不安、体重问题、便秘等；心理上可能表现为自私、缺乏安全感、过度追求感官满足。</w:t>
-      </w:r>
-    </w:p>
-    <w:p>
-      <w:pPr>
-        <w:rPr>
-          <w:rFonts w:hint="eastAsia"/>
-          <w:b w:val="0"/>
-          <w:bCs w:val="0"/>
-          <w:lang w:val="en-US" w:eastAsia="zh-CN"/>
-        </w:rPr>
-      </w:pPr>
-      <w:r>
-        <w:rPr>
-          <w:rFonts w:hint="eastAsia"/>
-          <w:b w:val="0"/>
-          <w:bCs w:val="0"/>
-          <w:lang w:val="en-US" w:eastAsia="zh-CN"/>
-        </w:rPr>
-        <w:t>2. 脐轮：又称生殖轮、本我轮，在腹部位置。呈现对亲密关系的渴望，与创造力、性欲、情感相关，对应橙色与水元素，掌管生殖力、下背部、髋部等部位。失衡时，下背部、泌尿生殖系统可能出现疾病，心理上可能有过度纵欲、社交恐惧等问题。</w:t>
-      </w:r>
-    </w:p>
-    <w:p>
-      <w:pPr>
-        <w:rPr>
-          <w:rFonts w:hint="eastAsia"/>
-          <w:b w:val="0"/>
-          <w:bCs w:val="0"/>
-          <w:lang w:val="en-US" w:eastAsia="zh-CN"/>
-        </w:rPr>
-      </w:pPr>
-      <w:r>
-        <w:rPr>
-          <w:rFonts w:hint="eastAsia"/>
-          <w:b w:val="0"/>
-          <w:bCs w:val="0"/>
-          <w:lang w:val="en-US" w:eastAsia="zh-CN"/>
-        </w:rPr>
-        <w:t>3. 太阳轮（脐轮往上3寸左右）：代表意志力及自我，提供灵魂意志力 ，是控制欲望的脉轮，对应黄色与火元素，掌管消化、新陈代谢、情绪等。失衡时，可能导致神经衰弱、消化系统问题，心理上表现为缺乏自信、胆小等。</w:t>
-      </w:r>
-    </w:p>
-    <w:p>
-      <w:pPr>
-        <w:rPr>
-          <w:rFonts w:hint="eastAsia"/>
-          <w:b w:val="0"/>
-          <w:bCs w:val="0"/>
-          <w:lang w:val="en-US" w:eastAsia="zh-CN"/>
-        </w:rPr>
-      </w:pPr>
-      <w:r>
-        <w:rPr>
-          <w:rFonts w:hint="eastAsia"/>
-          <w:b w:val="0"/>
-          <w:bCs w:val="0"/>
-          <w:lang w:val="en-US" w:eastAsia="zh-CN"/>
-        </w:rPr>
-        <w:t>4. 心轮：在胸部中心位置，涉及同情心、仁慈、包容和爱，是连接人性和神性、物质和精神的桥梁，对应绿色，掌管心、肺、胸腺等。失衡时，心脏、循环系统、呼吸系统可能出现疾病，心理上容易有挫折感，难以爱人或享受爱。</w:t>
-      </w:r>
-    </w:p>
-    <w:p>
-      <w:pPr>
-        <w:rPr>
-          <w:rFonts w:hint="eastAsia"/>
-          <w:b w:val="0"/>
-          <w:bCs w:val="0"/>
-          <w:lang w:val="en-US" w:eastAsia="zh-CN"/>
-        </w:rPr>
-      </w:pPr>
-      <w:r>
-        <w:rPr>
-          <w:rFonts w:hint="eastAsia"/>
-          <w:b w:val="0"/>
-          <w:bCs w:val="0"/>
-          <w:lang w:val="en-US" w:eastAsia="zh-CN"/>
-        </w:rPr>
-        <w:t>5. 喉轮：位于喉结附近，在梵文中意思是“纯洁”或“净化”，影响口才、表达能力、诚实度以及信息吸收能力，对应蓝色。失衡时，可能出现表达障碍、害怕发言等问题，或表现为说话过多、傲慢等。</w:t>
-      </w:r>
-    </w:p>
-    <w:p>
-      <w:pPr>
-        <w:rPr>
-          <w:rFonts w:hint="eastAsia"/>
-          <w:b w:val="0"/>
-          <w:bCs w:val="0"/>
-          <w:lang w:val="en-US" w:eastAsia="zh-CN"/>
-        </w:rPr>
-      </w:pPr>
-      <w:r>
-        <w:rPr>
-          <w:rFonts w:hint="eastAsia"/>
-          <w:b w:val="0"/>
-          <w:bCs w:val="0"/>
-          <w:lang w:val="en-US" w:eastAsia="zh-CN"/>
-        </w:rPr>
-        <w:t>6. 眉心轮：在眉心对上额中间，涉及视觉、创意、想象力、洞察力、直觉等，对应靛色，与松果体相关。失衡时，可能出现视力问题、脑部疾病，心理上表现为对成功恐惧、注意力不集中等。</w:t>
-      </w:r>
-    </w:p>
-    <w:p>
-      <w:pPr>
-        <w:rPr>
-          <w:rFonts w:hint="default"/>
-          <w:b w:val="0"/>
-          <w:bCs w:val="0"/>
-          <w:lang w:val="en-US" w:eastAsia="zh-CN"/>
-        </w:rPr>
-      </w:pPr>
-      <w:r>
-        <w:rPr>
-          <w:rFonts w:hint="eastAsia"/>
-          <w:b w:val="0"/>
-          <w:bCs w:val="0"/>
-          <w:lang w:val="en-US" w:eastAsia="zh-CN"/>
-        </w:rPr>
-        <w:t>7. 顶轮：位于头顶，在梵文中意思是“千倍”，象征千瓣莲花，代表精神的永恒性和无限性，连接高我和高维度，对应紫色。失衡时，可能出现脑部、神经系统疾病，心理上表现为优柔寡断、缺乏生活喜悦。</w:t>
-      </w:r>
     </w:p>
     <w:sectPr>
       <w:pgSz w:w="11906" w:h="16838"/>
@@ -450,7 +469,7 @@
     <w:lsdException w:unhideWhenUsed="0" w:uiPriority="0" w:semiHidden="0" w:name="HTML Sample"/>
     <w:lsdException w:unhideWhenUsed="0" w:uiPriority="0" w:semiHidden="0" w:name="HTML Typewriter"/>
     <w:lsdException w:unhideWhenUsed="0" w:uiPriority="0" w:semiHidden="0" w:name="HTML Variable"/>
-    <w:lsdException w:unhideWhenUsed="0" w:uiPriority="0" w:name="Normal Table"/>
+    <w:lsdException w:qFormat="1" w:unhideWhenUsed="0" w:uiPriority="0" w:name="Normal Table"/>
     <w:lsdException w:unhideWhenUsed="0" w:uiPriority="0" w:semiHidden="0" w:name="annotation subject"/>
     <w:lsdException w:unhideWhenUsed="0" w:uiPriority="0" w:semiHidden="0" w:name="Table Simple 1"/>
     <w:lsdException w:unhideWhenUsed="0" w:uiPriority="0" w:semiHidden="0" w:name="Table Simple 2"/>
@@ -620,6 +639,7 @@
   <w:style w:type="table" w:default="1" w:styleId="2">
     <w:name w:val="Normal Table"/>
     <w:semiHidden/>
+    <w:qFormat/>
     <w:uiPriority w:val="0"/>
     <w:tblPr>
       <w:tblCellMar>
